--- a/Maintenance/2026/q2/Q2 2026 Maintenance Meeting Agenda.docx
+++ b/Maintenance/2026/q2/Q2 2026 Maintenance Meeting Agenda.docx
@@ -1031,27 +1031,7 @@
           <w:iCs/>
           <w:sz w:val="20"/>
         </w:rPr>
-        <w:t>(</w:t>
-      </w:r>
-      <w:r>
-        <w:rPr>
-          <w:b/>
-          <w:bCs/>
-          <w:i/>
-          <w:iCs/>
-          <w:sz w:val="20"/>
-        </w:rPr>
-        <w:t>Sean</w:t>
-      </w:r>
-      <w:r>
-        <w:rPr>
-          <w:b/>
-          <w:bCs/>
-          <w:i/>
-          <w:iCs/>
-          <w:sz w:val="20"/>
-        </w:rPr>
-        <w:t>)</w:t>
+        <w:t>(Sean)</w:t>
       </w:r>
     </w:p>
     <w:p>
@@ -1444,11 +1424,26 @@
             </w:pPr>
             <w:r>
               <w:rPr/>
-              <w:t xml:space="preserve">In progress  Campbell to </w:t>
-            </w:r>
-            <w:r>
-              <w:rPr/>
-              <w:t xml:space="preserve">present </w:t>
+              <w:t>In progress  Campbell to present</w:t>
+            </w:r>
+          </w:p>
+          <w:p>
+            <w:pPr>
+              <w:pStyle w:val="Normal"/>
+              <w:widowControl/>
+              <w:suppressAutoHyphens w:val="true"/>
+              <w:bidi w:val="0"/>
+              <w:spacing w:lineRule="auto" w:line="276" w:before="0" w:after="200"/>
+              <w:jc w:val="left"/>
+              <w:rPr>
+                <w:color w:val="00A933"/>
+              </w:rPr>
+            </w:pPr>
+            <w:r>
+              <w:rPr>
+                <w:color w:val="00A933"/>
+              </w:rPr>
+              <w:t>4.5K (6) cameras 2 recorder, disk, hub, Wifi AP. Cables not included. 430NZD Monitor dongle</w:t>
             </w:r>
           </w:p>
         </w:tc>
@@ -1535,7 +1530,14 @@
             </w:pPr>
             <w:r>
               <w:rPr/>
-              <w:t>Battery &amp; trigger replacement — battery (~$200 NZD) to be purchased</w:t>
+              <w:t xml:space="preserve">Battery &amp; trigger replacement — battery (~$200 NZD) to be purchased. </w:t>
+              <w:br/>
+            </w:r>
+            <w:r>
+              <w:rPr>
+                <w:color w:val="00A933"/>
+              </w:rPr>
+              <w:t>Sean will follow up</w:t>
             </w:r>
           </w:p>
         </w:tc>
@@ -1624,9 +1626,9 @@
               <w:rPr>
                 <w:b/>
                 <w:bCs/>
-                <w:color w:val="C9211E"/>
+                <w:color w:val="00A933"/>
               </w:rPr>
-              <w:t>Update from Joel</w:t>
+              <w:t>DONE</w:t>
             </w:r>
           </w:p>
         </w:tc>
@@ -1716,15 +1718,6 @@
               <w:t>Sean to identify location &amp; schedule paint</w:t>
             </w:r>
           </w:p>
-        </w:tc>
-      </w:tr>
-      <w:tr>
-        <w:trPr/>
-        <w:tc>
-          <w:tcPr>
-            <w:tcW w:w="2351" w:type="dxa"/>
-            <w:tcBorders/>
-          </w:tcPr>
           <w:p>
             <w:pPr>
               <w:pStyle w:val="Normal"/>
@@ -1733,74 +1726,15 @@
               <w:bidi w:val="0"/>
               <w:spacing w:lineRule="auto" w:line="276" w:before="0" w:after="200"/>
               <w:jc w:val="left"/>
-              <w:rPr/>
+              <w:rPr>
+                <w:color w:val="00A933"/>
+              </w:rPr>
             </w:pPr>
             <w:r>
-              <w:rPr/>
-              <w:t>Foyer speaker for entrance attendant</w:t>
-            </w:r>
-          </w:p>
-        </w:tc>
-        <w:tc>
-          <w:tcPr>
-            <w:tcW w:w="2351" w:type="dxa"/>
-            <w:tcBorders/>
-          </w:tcPr>
-          <w:p>
-            <w:pPr>
-              <w:pStyle w:val="Normal"/>
-              <w:widowControl/>
-              <w:suppressAutoHyphens w:val="true"/>
-              <w:bidi w:val="0"/>
-              <w:spacing w:lineRule="auto" w:line="276" w:before="0" w:after="200"/>
-              <w:jc w:val="left"/>
-              <w:rPr/>
-            </w:pPr>
-            <w:r>
-              <w:rPr/>
-              <w:t>Campbell Duncan</w:t>
-            </w:r>
-          </w:p>
-        </w:tc>
-        <w:tc>
-          <w:tcPr>
-            <w:tcW w:w="2351" w:type="dxa"/>
-            <w:tcBorders/>
-          </w:tcPr>
-          <w:p>
-            <w:pPr>
-              <w:pStyle w:val="Normal"/>
-              <w:widowControl/>
-              <w:suppressAutoHyphens w:val="true"/>
-              <w:bidi w:val="0"/>
-              <w:spacing w:lineRule="auto" w:line="276" w:before="0" w:after="200"/>
-              <w:jc w:val="left"/>
-              <w:rPr/>
-            </w:pPr>
-            <w:r>
-              <w:rPr/>
-              <w:t>Technical</w:t>
-            </w:r>
-          </w:p>
-        </w:tc>
-        <w:tc>
-          <w:tcPr>
-            <w:tcW w:w="2350" w:type="dxa"/>
-            <w:tcBorders/>
-          </w:tcPr>
-          <w:p>
-            <w:pPr>
-              <w:pStyle w:val="Normal"/>
-              <w:widowControl/>
-              <w:suppressAutoHyphens w:val="true"/>
-              <w:bidi w:val="0"/>
-              <w:spacing w:lineRule="auto" w:line="276" w:before="0" w:after="200"/>
-              <w:jc w:val="left"/>
-              <w:rPr/>
-            </w:pPr>
-            <w:r>
-              <w:rPr/>
-              <w:t>Pending</w:t>
+              <w:rPr>
+                <w:color w:val="00A933"/>
+              </w:rPr>
+              <w:t>Ongoing process – not able to do all at the same time. Younger volunteer to give them crash course on painting.</w:t>
             </w:r>
           </w:p>
         </w:tc>
@@ -1824,7 +1758,7 @@
             </w:pPr>
             <w:r>
               <w:rPr/>
-              <w:t>Longer vacuum cleaner pipe</w:t>
+              <w:t>Foyer speaker for entrance attendant</w:t>
             </w:r>
           </w:p>
         </w:tc>
@@ -1845,7 +1779,7 @@
             </w:pPr>
             <w:r>
               <w:rPr/>
-              <w:t>Sean Hofmeester</w:t>
+              <w:t>Campbell Duncan</w:t>
             </w:r>
           </w:p>
         </w:tc>
@@ -1866,7 +1800,7 @@
             </w:pPr>
             <w:r>
               <w:rPr/>
-              <w:t>Equipment</w:t>
+              <w:t>Technical</w:t>
             </w:r>
           </w:p>
         </w:tc>
@@ -1887,7 +1821,26 @@
             </w:pPr>
             <w:r>
               <w:rPr/>
-              <w:t>Procurement pending</w:t>
+              <w:t>Pending</w:t>
+            </w:r>
+          </w:p>
+          <w:p>
+            <w:pPr>
+              <w:pStyle w:val="Normal"/>
+              <w:widowControl/>
+              <w:suppressAutoHyphens w:val="true"/>
+              <w:bidi w:val="0"/>
+              <w:spacing w:lineRule="auto" w:line="276" w:before="0" w:after="200"/>
+              <w:jc w:val="left"/>
+              <w:rPr>
+                <w:color w:val="00A933"/>
+              </w:rPr>
+            </w:pPr>
+            <w:r>
+              <w:rPr>
+                <w:color w:val="00A933"/>
+              </w:rPr>
+              <w:t>Still investigating</w:t>
             </w:r>
           </w:p>
         </w:tc>
@@ -1911,7 +1864,7 @@
             </w:pPr>
             <w:r>
               <w:rPr/>
-              <w:t>Main Hall aircon refrigerant</w:t>
+              <w:t>Longer vacuum cleaner pipe</w:t>
             </w:r>
           </w:p>
         </w:tc>
@@ -1932,7 +1885,7 @@
             </w:pPr>
             <w:r>
               <w:rPr/>
-              <w:t>Tyrone Farrar / Jeff Leach</w:t>
+              <w:t>Sean Hofmeester</w:t>
             </w:r>
           </w:p>
         </w:tc>
@@ -1953,7 +1906,7 @@
             </w:pPr>
             <w:r>
               <w:rPr/>
-              <w:t>Electrical / Mechanical</w:t>
+              <w:t>Equipment</w:t>
             </w:r>
           </w:p>
         </w:tc>
@@ -1974,7 +1927,26 @@
             </w:pPr>
             <w:r>
               <w:rPr/>
-              <w:t>Old refrigerant — decision needed: top-up vs replace unit</w:t>
+              <w:t>Procurement pending</w:t>
+            </w:r>
+          </w:p>
+          <w:p>
+            <w:pPr>
+              <w:pStyle w:val="Normal"/>
+              <w:widowControl/>
+              <w:suppressAutoHyphens w:val="true"/>
+              <w:bidi w:val="0"/>
+              <w:spacing w:lineRule="auto" w:line="276" w:before="0" w:after="200"/>
+              <w:jc w:val="left"/>
+              <w:rPr>
+                <w:color w:val="00A933"/>
+              </w:rPr>
+            </w:pPr>
+            <w:r>
+              <w:rPr>
+                <w:color w:val="00A933"/>
+              </w:rPr>
+              <w:t>Still investigating</w:t>
             </w:r>
           </w:p>
         </w:tc>
@@ -1998,7 +1970,11 @@
             </w:pPr>
             <w:r>
               <w:rPr/>
-              <w:t>Creche updates (water cooler, chairs, breastfeeding sign)</w:t>
+              <w:t>2nd</w:t>
+            </w:r>
+            <w:r>
+              <w:rPr/>
+              <w:t xml:space="preserve"> Hall aircon refrigerant</w:t>
             </w:r>
           </w:p>
         </w:tc>
@@ -2019,7 +1995,7 @@
             </w:pPr>
             <w:r>
               <w:rPr/>
-              <w:t>Maarten Stolph + Foyer attendants</w:t>
+              <w:t>Tyrone Farrar / Jeff Leach</w:t>
             </w:r>
           </w:p>
         </w:tc>
@@ -2040,7 +2016,7 @@
             </w:pPr>
             <w:r>
               <w:rPr/>
-              <w:t>Civil / Other</w:t>
+              <w:t>Electrical / Mechanical</w:t>
             </w:r>
           </w:p>
         </w:tc>
@@ -2052,19 +2028,16 @@
           <w:p>
             <w:pPr>
               <w:pStyle w:val="Normal"/>
-              <w:spacing w:before="0" w:after="200"/>
+              <w:widowControl/>
+              <w:suppressAutoHyphens w:val="true"/>
+              <w:bidi w:val="0"/>
+              <w:spacing w:lineRule="auto" w:line="276" w:before="0" w:after="200"/>
+              <w:jc w:val="left"/>
               <w:rPr/>
             </w:pPr>
             <w:r>
-              <w:rPr>
-                <w:b/>
-                <w:bCs/>
-              </w:rPr>
-              <w:t>DONE –</w:t>
-            </w:r>
-            <w:r>
-              <w:rPr/>
-              <w:t xml:space="preserve"> Invoice sent</w:t>
+              <w:rPr/>
+              <w:t>Old refrigerant — decision needed: top-up vs replace unit</w:t>
             </w:r>
           </w:p>
         </w:tc>
@@ -2088,7 +2061,7 @@
             </w:pPr>
             <w:r>
               <w:rPr/>
-              <w:t>BWoF compliance status</w:t>
+              <w:t>Creche updates (water cooler, chairs, breastfeeding sign)</w:t>
             </w:r>
           </w:p>
         </w:tc>
@@ -2109,7 +2082,7 @@
             </w:pPr>
             <w:r>
               <w:rPr/>
-              <w:t>Joel Preece / Mark Weare</w:t>
+              <w:t>Maarten Stolph + Foyer attendants</w:t>
             </w:r>
           </w:p>
         </w:tc>
@@ -2130,6 +2103,115 @@
             </w:pPr>
             <w:r>
               <w:rPr/>
+              <w:t>Civil / Other</w:t>
+            </w:r>
+          </w:p>
+        </w:tc>
+        <w:tc>
+          <w:tcPr>
+            <w:tcW w:w="2350" w:type="dxa"/>
+            <w:tcBorders/>
+          </w:tcPr>
+          <w:p>
+            <w:pPr>
+              <w:pStyle w:val="Normal"/>
+              <w:spacing w:before="0" w:after="200"/>
+              <w:rPr/>
+            </w:pPr>
+            <w:r>
+              <w:rPr>
+                <w:b/>
+                <w:bCs/>
+              </w:rPr>
+              <w:t>DONE –</w:t>
+            </w:r>
+            <w:r>
+              <w:rPr/>
+              <w:t xml:space="preserve"> Invoice sent</w:t>
+            </w:r>
+          </w:p>
+          <w:p>
+            <w:pPr>
+              <w:pStyle w:val="Normal"/>
+              <w:spacing w:before="0" w:after="200"/>
+              <w:rPr>
+                <w:color w:val="00A933"/>
+              </w:rPr>
+            </w:pPr>
+            <w:r>
+              <w:rPr>
+                <w:color w:val="00A933"/>
+              </w:rPr>
+              <w:t>Breastfeeding sign – In progress</w:t>
+            </w:r>
+          </w:p>
+        </w:tc>
+      </w:tr>
+      <w:tr>
+        <w:trPr/>
+        <w:tc>
+          <w:tcPr>
+            <w:tcW w:w="2351" w:type="dxa"/>
+            <w:tcBorders/>
+          </w:tcPr>
+          <w:p>
+            <w:pPr>
+              <w:pStyle w:val="Normal"/>
+              <w:widowControl/>
+              <w:suppressAutoHyphens w:val="true"/>
+              <w:bidi w:val="0"/>
+              <w:spacing w:lineRule="auto" w:line="276" w:before="0" w:after="200"/>
+              <w:jc w:val="left"/>
+              <w:rPr/>
+            </w:pPr>
+            <w:r>
+              <w:rPr/>
+              <w:t>BWoF compliance status</w:t>
+            </w:r>
+          </w:p>
+        </w:tc>
+        <w:tc>
+          <w:tcPr>
+            <w:tcW w:w="2351" w:type="dxa"/>
+            <w:tcBorders/>
+          </w:tcPr>
+          <w:p>
+            <w:pPr>
+              <w:pStyle w:val="Normal"/>
+              <w:widowControl/>
+              <w:suppressAutoHyphens w:val="true"/>
+              <w:bidi w:val="0"/>
+              <w:spacing w:lineRule="auto" w:line="276" w:before="0" w:after="200"/>
+              <w:jc w:val="left"/>
+              <w:rPr/>
+            </w:pPr>
+            <w:r>
+              <w:rPr/>
+              <w:t xml:space="preserve">Joel Preece / </w:t>
+            </w:r>
+            <w:r>
+              <w:rPr/>
+              <w:t>Ross Pratt</w:t>
+            </w:r>
+          </w:p>
+        </w:tc>
+        <w:tc>
+          <w:tcPr>
+            <w:tcW w:w="2351" w:type="dxa"/>
+            <w:tcBorders/>
+          </w:tcPr>
+          <w:p>
+            <w:pPr>
+              <w:pStyle w:val="Normal"/>
+              <w:widowControl/>
+              <w:suppressAutoHyphens w:val="true"/>
+              <w:bidi w:val="0"/>
+              <w:spacing w:lineRule="auto" w:line="276" w:before="0" w:after="200"/>
+              <w:jc w:val="left"/>
+              <w:rPr/>
+            </w:pPr>
+            <w:r>
+              <w:rPr/>
               <w:t>Building</w:t>
             </w:r>
           </w:p>
@@ -2154,6 +2236,50 @@
               <w:t>Awaiting update — IQP 12A forms &amp; submission to compliance company</w:t>
             </w:r>
           </w:p>
+          <w:p>
+            <w:pPr>
+              <w:pStyle w:val="Normal"/>
+              <w:widowControl/>
+              <w:suppressAutoHyphens w:val="true"/>
+              <w:bidi w:val="0"/>
+              <w:spacing w:lineRule="auto" w:line="276" w:before="0" w:after="200"/>
+              <w:jc w:val="left"/>
+              <w:rPr>
+                <w:color w:val="00A933"/>
+              </w:rPr>
+            </w:pPr>
+            <w:r>
+              <w:rPr>
+                <w:color w:val="00A933"/>
+              </w:rPr>
+              <w:t xml:space="preserve">Chase them up. June/July Updated Inspection. </w:t>
+            </w:r>
+            <w:r>
+              <w:rPr>
+                <w:color w:val="00A933"/>
+              </w:rPr>
+              <w:t>Joel to give them a ring for inspection.</w:t>
+            </w:r>
+          </w:p>
+          <w:p>
+            <w:pPr>
+              <w:pStyle w:val="Normal"/>
+              <w:widowControl/>
+              <w:suppressAutoHyphens w:val="true"/>
+              <w:bidi w:val="0"/>
+              <w:spacing w:lineRule="auto" w:line="276" w:before="0" w:after="200"/>
+              <w:jc w:val="left"/>
+              <w:rPr>
+                <w:color w:val="00A933"/>
+              </w:rPr>
+            </w:pPr>
+            <w:r>
+              <w:rPr>
+                <w:color w:val="00A933"/>
+              </w:rPr>
+              <w:t>Mark W transferring Evacuation Procedure done online to M. Stolp</w:t>
+            </w:r>
+          </w:p>
         </w:tc>
       </w:tr>
     </w:tbl>
@@ -2195,7 +2321,15 @@
       </w:pPr>
       <w:r>
         <w:rPr/>
-        <w:t>No working bee scheduled for Q2 unless required (e.g., ahead of Circuit Overseer visit). Confirm during meeting.</w:t>
+        <w:t xml:space="preserve">No working bee scheduled for Q2 unless required (e.g., ahead of Circuit Overseer visit). Confirm during meeting. </w:t>
+      </w:r>
+      <w:r>
+        <w:rPr>
+          <w:b/>
+          <w:bCs/>
+          <w:color w:val="00A933"/>
+        </w:rPr>
+        <w:t>WINTER LEAVES MAINTENANCE – JULY 18 (25 backup)</w:t>
       </w:r>
     </w:p>
     <w:p>
@@ -5526,14 +5660,7 @@
           <w:color w:val="C9211E"/>
           <w:sz w:val="20"/>
         </w:rPr>
-        <w:t>Need to get update from Joel Preece/</w:t>
-      </w:r>
-      <w:r>
-        <w:rPr>
-          <w:color w:val="C9211E"/>
-          <w:sz w:val="20"/>
-        </w:rPr>
-        <w:t>Ross Pratt</w:t>
+        <w:t>Need to get update from Joel Preece/Ross Pratt</w:t>
       </w:r>
     </w:p>
     <w:p>
@@ -5909,7 +6036,7 @@
         <w:rPr>
           <w:sz w:val="20"/>
         </w:rPr>
-        <w:t>Nothing for now</w:t>
+        <w:t>IF APPROVED – SECURITY SYSTEMS</w:t>
       </w:r>
     </w:p>
     <w:p>
@@ -6120,11 +6247,31 @@
       </w:r>
       <w:r>
         <w:rPr/>
-        <w:t>23</w:t>
+        <w:t>4 or12</w:t>
       </w:r>
       <w:r>
         <w:rPr/>
-        <w:t xml:space="preserve"> August 2026 @3PM (or earlier if needed)</w:t>
+        <w:t xml:space="preserve"> </w:t>
+      </w:r>
+      <w:r>
+        <w:rPr/>
+        <w:t xml:space="preserve">July </w:t>
+      </w:r>
+      <w:r>
+        <w:rPr/>
+        <w:t xml:space="preserve">2026 @3PM </w:t>
+      </w:r>
+      <w:r>
+        <w:rPr>
+          <w:b/>
+          <w:bCs/>
+          <w:color w:val="FF0000"/>
+        </w:rPr>
+        <w:t>Maarten’s Place</w:t>
+      </w:r>
+      <w:r>
+        <w:rPr/>
+        <w:t xml:space="preserve"> (or earlier if needed). </w:t>
       </w:r>
     </w:p>
     <w:p>
@@ -6170,27 +6317,7 @@
           <w:iCs/>
           <w:sz w:val="20"/>
         </w:rPr>
-        <w:t>(</w:t>
-      </w:r>
-      <w:r>
-        <w:rPr>
-          <w:b/>
-          <w:bCs/>
-          <w:i/>
-          <w:iCs/>
-          <w:sz w:val="20"/>
-        </w:rPr>
-        <w:t>Joel</w:t>
-      </w:r>
-      <w:r>
-        <w:rPr>
-          <w:b/>
-          <w:bCs/>
-          <w:i/>
-          <w:iCs/>
-          <w:sz w:val="20"/>
-        </w:rPr>
-        <w:t>)</w:t>
+        <w:t>(Joel)</w:t>
       </w:r>
     </w:p>
     <w:p>
